--- a/outputs/nonpublic-source-archive/assets-downloads/woek_dossier_sdgs_sdgplus_risiko_resilienzregister_systemresilienz_v0_1.docx
+++ b/outputs/nonpublic-source-archive/assets-downloads/woek_dossier_sdgs_sdgplus_risiko_resilienzregister_systemresilienz_v0_1.docx
@@ -1359,7 +1359,7 @@
         <w:spacing w:after="120"/>
       </w:pPr>
       <w:r>
-        <w:t>Die Wirkungsökonomie geht einen Schritt weiter als klassisches Risikomanagement. Klassisches Risikomanagement fragt meist: Welche Risiken bedrohen unser Unternehmen, unser Kapital, unsere Lieferfähigkeit, unsere Reputation? Wirkungsökonomie fragt zusätzlich: Welche Risiken erzeugen wir selbst für andere, für Lieferketten, für Ökosysteme, für Demokratien, für kommende Generationen – und wann kommen diese Risiken als Kosten, Haftung, Regulierung, Instabilität, Versicherungsprämie oder Vertrauensverlust zurück?</w:t>
+        <w:t>Die Wirkungsökonomie geht einen Schritt weiter als klassisches Risikomanagement. Klassisches Risikomanagement fragt meist: Welche Risiken bedrohen unser Unternehmen, unser Kapital, unsere Lieferfähigkeit, unsere Reputation? Wirkungsökonomie fragt zusätzlich: Welche Risiken erzeugen wir selbst für andere, für Lieferketten, für Ökosysteme, für Demokratien, für kommende Generationen - und wann kommen diese Risiken als Kosten, Haftung, Regulierung, Instabilität, Versicherungsprämie oder Vertrauensverlust zurück?</w:t>
       </w:r>
     </w:p>
     <w:p>
@@ -1643,7 +1643,7 @@
         <w:spacing w:after="120"/>
       </w:pPr>
       <w:r>
-        <w:t>Energie verschwindet nicht. Stoffströme verschwinden nicht. CO2 verschwindet nicht, nur weil es nicht auf der Rechnung steht. Wasserstress verschwindet nicht, weil die Ware importiert wird. Bodendegradation verschwindet nicht, weil der Preis niedrig ist. Krankheit verschwindet nicht, wenn sie in einer anderen Kostenstelle landet. Desinformation verschwindet nicht, weil sie Aufmerksamkeit bringt. Wirkung ändert Ort, Form und Zeitpunkt – aber sie löst sich nicht auf.</w:t>
+        <w:t>Energie verschwindet nicht. Stoffströme verschwinden nicht. CO2 verschwindet nicht, nur weil es nicht auf der Rechnung steht. Wasserstress verschwindet nicht, weil die Ware importiert wird. Bodendegradation verschwindet nicht, weil der Preis niedrig ist. Krankheit verschwindet nicht, wenn sie in einer anderen Kostenstelle landet. Desinformation verschwindet nicht, weil sie Aufmerksamkeit bringt. Wirkung ändert Ort, Form und Zeitpunkt - aber sie löst sich nicht auf.</w:t>
       </w:r>
     </w:p>
     <w:p>
@@ -1720,7 +1720,7 @@
         <w:spacing w:after="30"/>
       </w:pPr>
       <w:r>
-        <w:t>SDG 1 – Keine Armut: Einkommens-, Nachfrage-, Gesundheits-, Sicherheits- und Demokratierisiko</w:t>
+        <w:t>SDG 1 - Keine Armut: Einkommens-, Nachfrage-, Gesundheits-, Sicherheits- und Demokratierisiko</w:t>
       </w:r>
     </w:p>
     <w:p>
@@ -1729,7 +1729,7 @@
         <w:spacing w:after="30"/>
       </w:pPr>
       <w:r>
-        <w:t>SDG 2 – Kein Hunger: Ernährungs-, Agrar-, Preis-, Lieferketten- und Konfliktrisiko</w:t>
+        <w:t>SDG 2 - Kein Hunger: Ernährungs-, Agrar-, Preis-, Lieferketten- und Konfliktrisiko</w:t>
       </w:r>
     </w:p>
     <w:p>
@@ -1738,7 +1738,7 @@
         <w:spacing w:after="30"/>
       </w:pPr>
       <w:r>
-        <w:t>SDG 3 – Gesundheit und Wohlergehen: Produktivitäts-, Versicherungs-, Arbeitsausfall-, Pandemie- und Versorgungssystemrisiko</w:t>
+        <w:t>SDG 3 - Gesundheit und Wohlergehen: Produktivitäts-, Versicherungs-, Arbeitsausfall-, Pandemie- und Versorgungssystemrisiko</w:t>
       </w:r>
     </w:p>
     <w:p>
@@ -1747,7 +1747,7 @@
         <w:spacing w:after="30"/>
       </w:pPr>
       <w:r>
-        <w:t>SDG 4 – Hochwertige Bildung: Fachkräfte-, Innovations-, Anpassungs-, Demokratie- und Technologierisiko</w:t>
+        <w:t>SDG 4 - Hochwertige Bildung: Fachkräfte-, Innovations-, Anpassungs-, Demokratie- und Technologierisiko</w:t>
       </w:r>
     </w:p>
     <w:p>
@@ -1756,7 +1756,7 @@
         <w:spacing w:after="30"/>
       </w:pPr>
       <w:r>
-        <w:t>SDG 5 – Geschlechtergleichstellung: Talent-, Diskriminierungs-, Haftungs-, Innovations-, Kultur- und Care-Risiko</w:t>
+        <w:t>SDG 5 - Geschlechtergleichstellung: Talent-, Diskriminierungs-, Haftungs-, Innovations-, Kultur- und Care-Risiko</w:t>
       </w:r>
     </w:p>
     <w:p>
@@ -1765,7 +1765,7 @@
         <w:spacing w:after="30"/>
       </w:pPr>
       <w:r>
-        <w:t>SDG 6 – Sauberes Wasser und Sanitäreinrichtungen: Produktions-, Standort-, Gesundheits-, Agrar- und Konfliktrisiko</w:t>
+        <w:t>SDG 6 - Sauberes Wasser und Sanitäreinrichtungen: Produktions-, Standort-, Gesundheits-, Agrar- und Konfliktrisiko</w:t>
       </w:r>
     </w:p>
     <w:p>
@@ -1774,7 +1774,7 @@
         <w:spacing w:after="30"/>
       </w:pPr>
       <w:r>
-        <w:t>SDG 7 – Bezahlbare und saubere Energie: Versorgungssicherheits-, Kosten-, Geopolitik-, Infrastruktur- und Transitionsrisiko</w:t>
+        <w:t>SDG 7 - Bezahlbare und saubere Energie: Versorgungssicherheits-, Kosten-, Geopolitik-, Infrastruktur- und Transitionsrisiko</w:t>
       </w:r>
     </w:p>
     <w:p>
@@ -1783,7 +1783,7 @@
         <w:spacing w:after="30"/>
       </w:pPr>
       <w:r>
-        <w:t>SDG 8 – Menschenwürdige Arbeit und Wirtschaft: Arbeitsrechts-, Fachkräfte-, Produktivitäts-, Sozialstabilitäts- und Reputationsrisiko</w:t>
+        <w:t>SDG 8 - Menschenwürdige Arbeit und Wirtschaft: Arbeitsrechts-, Fachkräfte-, Produktivitäts-, Sozialstabilitäts- und Reputationsrisiko</w:t>
       </w:r>
     </w:p>
     <w:p>
@@ -1792,7 +1792,7 @@
         <w:spacing w:after="30"/>
       </w:pPr>
       <w:r>
-        <w:t>SDG 9 – Industrie, Innovation und Infrastruktur: Resilienz-, Wettbewerbs-, Technologie-, Versorgungs- und Standortausfallrisiko</w:t>
+        <w:t>SDG 9 - Industrie, Innovation und Infrastruktur: Resilienz-, Wettbewerbs-, Technologie-, Versorgungs- und Standortausfallrisiko</w:t>
       </w:r>
     </w:p>
     <w:p>
@@ -1801,7 +1801,7 @@
         <w:spacing w:after="30"/>
       </w:pPr>
       <w:r>
-        <w:t>SDG 10 – Weniger Ungleichheiten: Polarisierungs-, Nachfrage-, Sicherheits-, Demokratie- und Akzeptanzrisiko</w:t>
+        <w:t>SDG 10 - Weniger Ungleichheiten: Polarisierungs-, Nachfrage-, Sicherheits-, Demokratie- und Akzeptanzrisiko</w:t>
       </w:r>
     </w:p>
     <w:p>
@@ -1810,7 +1810,7 @@
         <w:spacing w:after="30"/>
       </w:pPr>
       <w:r>
-        <w:t>SDG 11 – Nachhaltige Städte und Gemeinden: Wohn-, Hitze-, Mobilitäts-, Infrastruktur-, Gesundheits- und Sozialraumrisiko</w:t>
+        <w:t>SDG 11 - Nachhaltige Städte und Gemeinden: Wohn-, Hitze-, Mobilitäts-, Infrastruktur-, Gesundheits- und Sozialraumrisiko</w:t>
       </w:r>
     </w:p>
     <w:p>
@@ -1819,7 +1819,7 @@
         <w:spacing w:after="30"/>
       </w:pPr>
       <w:r>
-        <w:t>SDG 12 – Nachhaltiger Konsum und Produktion: Rohstoff-, Abfall-, Haftungs-, Kreislauf-, Lieferketten- und Preisrisiko</w:t>
+        <w:t>SDG 12 - Nachhaltiger Konsum und Produktion: Rohstoff-, Abfall-, Haftungs-, Kreislauf-, Lieferketten- und Preisrisiko</w:t>
       </w:r>
     </w:p>
     <w:p>
@@ -1828,7 +1828,7 @@
         <w:spacing w:after="30"/>
       </w:pPr>
       <w:r>
-        <w:t>SDG 13 – Klimaschutz: Physisches Risiko, Transitionsrisiko, Haftungs-, Versicherungs-, Kapital- und Standortisiko</w:t>
+        <w:t>SDG 13 - Klimaschutz: Physisches Risiko, Transitionsrisiko, Haftungs-, Versicherungs-, Kapital- und Standortisiko</w:t>
       </w:r>
     </w:p>
     <w:p>
@@ -1837,7 +1837,7 @@
         <w:spacing w:after="30"/>
       </w:pPr>
       <w:r>
-        <w:t>SDG 14 – Leben unter Wasser: Ernährungs-, Küsten-, Fischerei-, Tourismus-, Klima- und Ökosystemrisiko</w:t>
+        <w:t>SDG 14 - Leben unter Wasser: Ernährungs-, Küsten-, Fischerei-, Tourismus-, Klima- und Ökosystemrisiko</w:t>
       </w:r>
     </w:p>
     <w:p>
@@ -1846,7 +1846,7 @@
         <w:spacing w:after="30"/>
       </w:pPr>
       <w:r>
-        <w:t>SDG 15 – Leben an Land: Biodiversitäts-, Boden-, Agrar-, Rohstoff-, Gesundheits- und Systemrisiko</w:t>
+        <w:t>SDG 15 - Leben an Land: Biodiversitäts-, Boden-, Agrar-, Rohstoff-, Gesundheits- und Systemrisiko</w:t>
       </w:r>
     </w:p>
     <w:p>
@@ -1855,7 +1855,7 @@
         <w:spacing w:after="30"/>
       </w:pPr>
       <w:r>
-        <w:t>SDG 16 – Frieden, Gerechtigkeit und starke Institutionen: Rechtsstaats-, Korruptions-, Sicherheits-, Investitions-, Vertrauens- und Demokratierisiko</w:t>
+        <w:t>SDG 16 - Frieden, Gerechtigkeit und starke Institutionen: Rechtsstaats-, Korruptions-, Sicherheits-, Investitions-, Vertrauens- und Demokratierisiko</w:t>
       </w:r>
     </w:p>
     <w:p>
@@ -1864,7 +1864,7 @@
         <w:spacing w:after="30"/>
       </w:pPr>
       <w:r>
-        <w:t>SDG 17 – Partnerschaften zur Erreichung der Ziele: Koordinations-, Finanzierungs-, Daten-, Standardisierungs-, geopolitisches und Umsetzungsrisiko</w:t>
+        <w:t>SDG 17 - Partnerschaften zur Erreichung der Ziele: Koordinations-, Finanzierungs-, Daten-, Standardisierungs-, geopolitisches und Umsetzungsrisiko</w:t>
       </w:r>
     </w:p>
     <w:p>
